--- a/Seren_3.9.56_User_Guide.docx
+++ b/Seren_3.9.56_User_Guide.docx
@@ -5792,7 +5792,7 @@
         <w:rPr>
           <w:rStyle w:val="VerbatimChar"/>
         </w:rPr>
-        <w:t xml:space="preserve">context.seren_3.0.5.zip</w:t>
+        <w:t xml:space="preserve">context.seren_3.0.6.zip</w:t>
       </w:r>
       <w:r>
         <w:t xml:space="preserve"> to a location Kodi can reach.</w:t>
